--- a/pc_package/PCP-008_aex.docx
+++ b/pc_package/PCP-008_aex.docx
@@ -1907,7 +1907,7 @@
         </w:numPr>
       </w:pPr>
       <w:r>
-        <w:t xml:space="preserve">A response surface model is adequate when it passes the four conditions of PCMP-001 §7.2. These are a significant model F-test, no significant lack of fit against pure error, a predicted R² within 0.20 of R² (the limit on overfitting), and residuals with no pattern and no run that dominates the fit. PCMP-001 sets the levels of the first two conditions and the limit of the third. For the fourth this plan applies the two tests that every plan of the campaign applies, a test for patterns in the residuals, by regressions of the absolute residuals on the predicted values and of the residuals on the run order, and a test for influence, by Cook’s distance against 4/n (</w:t>
+        <w:t xml:space="preserve">A response surface model is adequate when it passes the four conditions of PCMP-001 §7.2. These are a significant model F-test, no significant lack of fit against pure error, a predicted R² within 0.20 of R² (the limit on overfitting), and residuals with no pattern and no run that dominates the fit. PCMP-001 sets the levels of the first two conditions and the limit of the third. For the fourth this plan applies the two tests that every plan of the campaign applies, a test for patterns in the residuals, by regressions of the absolute residuals on the predicted values and of the residuals on the run order, and a test for influence, by Cook’s distance (</w:t>
       </w:r>
       <w:hyperlink w:anchor="sec-stats">
         <w:r>
@@ -1918,7 +1918,7 @@
         </w:r>
       </w:hyperlink>
       <w:r>
-        <w:t xml:space="preserve">). A model that fails the lack of fit test or the limit on overfitting is either refitted with a justified change of terms or transformation, or it is not used to set a range (</w:t>
+        <w:t xml:space="preserve">). A run with a Cook’s distance above 4/n is examined by deleting it and repeating the judgement. The model fails this test only where a run’s Cook’s distance exceeds the median of the F distribution with p and n − p degrees of freedom, where p is the number of model parameters and n the number of runs. A model that fails the lack of fit test or the limit on overfitting is either refitted with a justified change of terms or transformation, or it is not used to set a range (</w:t>
       </w:r>
       <w:hyperlink w:anchor="sec-criteria">
         <w:r>
@@ -5128,7 +5128,7 @@
         <w:pStyle w:val="FirstParagraph"/>
       </w:pPr>
       <w:r>
-        <w:t xml:space="preserve">PCMP-001 sets the levels and the limit of the first three conditions. The fourth carries no limit in PCMP-001, and this plan tests it by the two tests that every plan of the campaign applies. The absolute residuals are regressed on the predicted values, and the residuals are regressed on the run order, each at α = 0.05. A significant slope shows a spread that grows with the level of the response in the first case and a drift over the execution in the second. A run whose Cook’s distance exceeds 4/n, where n is the number of runs in the design, is taken to dominate the fit. The factor of 4 is the usual convention, and for the 28 runs of the response surface design the cut-off is 0.14.</w:t>
+        <w:t xml:space="preserve">PCMP-001 sets the levels and the limit of the first three conditions. The fourth carries no limit in PCMP-001, and this plan tests it by the two tests that every plan of the campaign applies. The absolute residuals are regressed on the predicted values, and the residuals are regressed on the run order, each at α = 0.05. A significant slope shows a spread that grows with the level of the response in the first case and a drift over the execution in the second. A run with a Cook’s distance above 4/n is examined by deleting it and repeating the judgement. The model fails this test only where a run’s Cook’s distance exceeds the median of the F distribution with p and n − p degrees of freedom, where p is the number of model parameters and n the number of runs. The factor of 4 is the usual convention, and for the 28 runs of the response surface design the cut-off is 0.14.</w:t>
       </w:r>
     </w:p>
     <w:p>

--- a/pc_package/PCP-008_aex.docx
+++ b/pc_package/PCP-008_aex.docx
@@ -7847,7 +7847,7 @@
                     <w:t xml:space="preserve"> </w:t>
                   </w:r>
                   <w:r>
-                    <w:t xml:space="preserve">The first execution was invalidated. PCR-008 records the deviation (DEV-008-01).</w:t>
+                    <w:t xml:space="preserve">The first execution was invalidated. PCR-008 records it as study event DEV-008-01.</w:t>
                   </w:r>
                 </w:p>
               </w:tc>
